--- a/nyelvtan12.docx
+++ b/nyelvtan12.docx
@@ -6,11 +6,1344 @@
       <w:pPr>
         <w:pStyle w:val="Normal"/>
         <w:bidi w:val="0"/>
+        <w:jc w:val="center"/>
+        <w:rPr>
+          <w:b/>
+          <w:bCs/>
+          <w:lang w:val="hu-HU" w:eastAsia="zh-CN" w:bidi="hi-IN"/>
+        </w:rPr>
+      </w:pPr>
+      <w:r>
+        <w:rPr>
+          <w:b/>
+          <w:bCs/>
+          <w:lang w:val="hu-HU" w:eastAsia="zh-CN" w:bidi="hi-IN"/>
+        </w:rPr>
+        <w:t>Témakörök magyar nyelvből</w:t>
+      </w:r>
+    </w:p>
+    <w:p>
+      <w:pPr>
+        <w:pStyle w:val="Normal"/>
+        <w:bidi w:val="0"/>
+        <w:jc w:val="center"/>
+        <w:rPr>
+          <w:b/>
+          <w:bCs/>
+          <w:lang w:val="hu-HU" w:eastAsia="zh-CN" w:bidi="hi-IN"/>
+        </w:rPr>
+      </w:pPr>
+      <w:r>
+        <w:rPr>
+          <w:b/>
+          <w:bCs/>
+          <w:lang w:val="hu-HU" w:eastAsia="zh-CN" w:bidi="hi-IN"/>
+        </w:rPr>
+        <w:t>Középszint_2027</w:t>
+      </w:r>
+    </w:p>
+    <w:p>
+      <w:pPr>
+        <w:pStyle w:val="Normal"/>
+        <w:bidi w:val="0"/>
+        <w:jc w:val="start"/>
+        <w:rPr>
+          <w:lang w:val="hu-HU" w:eastAsia="zh-CN" w:bidi="hi-IN"/>
+        </w:rPr>
+      </w:pPr>
+      <w:r>
+        <w:rPr>
+          <w:b/>
+          <w:bCs/>
+          <w:u w:val="single"/>
+          <w:lang w:val="hu-HU" w:eastAsia="zh-CN" w:bidi="hi-IN"/>
+        </w:rPr>
+        <w:t>Kommunikáció</w:t>
+      </w:r>
+      <w:r>
+        <w:rPr>
+          <w:lang w:val="hu-HU" w:eastAsia="zh-CN" w:bidi="hi-IN"/>
+        </w:rPr>
+      </w:r>
+    </w:p>
+    <w:p>
+      <w:pPr>
+        <w:pStyle w:val="Normal"/>
+        <w:numPr>
+          <w:ilvl w:val="0"/>
+          <w:numId w:val="1"/>
+        </w:numPr>
+        <w:bidi w:val="0"/>
+        <w:jc w:val="start"/>
+        <w:rPr>
+          <w:lang w:val="hu-HU" w:eastAsia="zh-CN" w:bidi="hi-IN"/>
+        </w:rPr>
+      </w:pPr>
+      <w:r>
+        <w:rPr>
+          <w:lang w:val="hu-HU" w:eastAsia="zh-CN" w:bidi="hi-IN"/>
+        </w:rPr>
+        <w:t>A kommunikációs folyamat tényezői és céljai</w:t>
+      </w:r>
+    </w:p>
+    <w:p>
+      <w:pPr>
+        <w:pStyle w:val="Normal"/>
+        <w:numPr>
+          <w:ilvl w:val="0"/>
+          <w:numId w:val="1"/>
+        </w:numPr>
+        <w:bidi w:val="0"/>
+        <w:jc w:val="start"/>
+        <w:rPr>
+          <w:lang w:val="hu-HU" w:eastAsia="zh-CN" w:bidi="hi-IN"/>
+        </w:rPr>
+      </w:pPr>
+      <w:r>
+        <w:rPr>
+          <w:lang w:val="hu-HU" w:eastAsia="zh-CN" w:bidi="hi-IN"/>
+        </w:rPr>
+        <w:t>Az emberi kommunikáció nem nyelvi jelci és kifejezőeszközei</w:t>
+      </w:r>
+    </w:p>
+    <w:p>
+      <w:pPr>
+        <w:pStyle w:val="Normal"/>
+        <w:numPr>
+          <w:ilvl w:val="0"/>
+          <w:numId w:val="1"/>
+        </w:numPr>
+        <w:bidi w:val="0"/>
+        <w:jc w:val="start"/>
+        <w:rPr>
+          <w:lang w:val="hu-HU" w:eastAsia="zh-CN" w:bidi="hi-IN"/>
+        </w:rPr>
+      </w:pPr>
+      <w:r>
+        <w:rPr>
+          <w:lang w:val="hu-HU" w:eastAsia="zh-CN" w:bidi="hi-IN"/>
+        </w:rPr>
+        <w:t>A</w:t>
+        <w:t xml:space="preserve"> tömegkommunikáció jellemzői, funkciói, megjelenési formái, nyelvi és képi kifejezési formái</w:t>
+      </w:r>
+    </w:p>
+    <w:p>
+      <w:pPr>
+        <w:pStyle w:val="Normal"/>
+        <w:numPr>
+          <w:ilvl w:val="0"/>
+          <w:numId w:val="1"/>
+        </w:numPr>
+        <w:bidi w:val="0"/>
+        <w:jc w:val="start"/>
+        <w:rPr>
+          <w:lang w:val="hu-HU" w:eastAsia="zh-CN" w:bidi="hi-IN"/>
+        </w:rPr>
+      </w:pPr>
+      <w:r>
+        <w:rPr>
+          <w:lang w:val="hu-HU" w:eastAsia="zh-CN" w:bidi="hi-IN"/>
+        </w:rPr>
+        <w:t>Személyközi kommunikáció - kommunikációs zavar, manipuláció, elvárás, megfelelés</w:t>
+      </w:r>
+    </w:p>
+    <w:p>
+      <w:pPr>
+        <w:pStyle w:val="Normal"/>
+        <w:bidi w:val="0"/>
+        <w:jc w:val="start"/>
+        <w:rPr>
+          <w:b/>
+          <w:bCs/>
+          <w:u w:val="single"/>
+          <w:lang w:val="hu-HU" w:eastAsia="zh-CN" w:bidi="hi-IN"/>
+        </w:rPr>
+      </w:pPr>
+      <w:r>
+        <w:rPr>
+          <w:b/>
+          <w:bCs/>
+          <w:u w:val="single"/>
+          <w:lang w:val="hu-HU" w:eastAsia="zh-CN" w:bidi="hi-IN"/>
+        </w:rPr>
+        <w:t>A magyar nyelv története</w:t>
+      </w:r>
+    </w:p>
+    <w:p>
+      <w:pPr>
+        <w:pStyle w:val="Normal"/>
+        <w:numPr>
+          <w:ilvl w:val="0"/>
+          <w:numId w:val="3"/>
+        </w:numPr>
+        <w:bidi w:val="0"/>
+        <w:jc w:val="start"/>
+        <w:rPr>
+          <w:lang w:val="hu-HU" w:eastAsia="zh-CN" w:bidi="hi-IN"/>
+        </w:rPr>
+      </w:pPr>
+      <w:r>
+        <w:rPr>
+          <w:lang w:val="hu-HU" w:eastAsia="zh-CN" w:bidi="hi-IN"/>
+        </w:rPr>
+        <w:t>A nyelvtörténet forrásai: kézírásos és nyomtatott nyelvemlékek</w:t>
+      </w:r>
+    </w:p>
+    <w:p>
+      <w:pPr>
+        <w:pStyle w:val="Normal"/>
+        <w:numPr>
+          <w:ilvl w:val="0"/>
+          <w:numId w:val="3"/>
+        </w:numPr>
+        <w:bidi w:val="0"/>
+        <w:jc w:val="start"/>
+        <w:rPr>
+          <w:lang w:val="hu-HU" w:eastAsia="zh-CN" w:bidi="hi-IN"/>
+        </w:rPr>
+      </w:pPr>
+      <w:r>
+        <w:rPr>
+          <w:lang w:val="hu-HU" w:eastAsia="zh-CN" w:bidi="hi-IN"/>
+        </w:rPr>
+        <w:t>A szókészlet rétegei</w:t>
+      </w:r>
+    </w:p>
+    <w:p>
+      <w:pPr>
+        <w:pStyle w:val="Normal"/>
+        <w:bidi w:val="0"/>
+        <w:jc w:val="start"/>
+        <w:rPr>
+          <w:b/>
+          <w:bCs/>
+          <w:u w:val="single"/>
+          <w:lang w:val="hu-HU" w:eastAsia="zh-CN" w:bidi="hi-IN"/>
+        </w:rPr>
+      </w:pPr>
+      <w:r>
+        <w:rPr>
+          <w:b/>
+          <w:bCs/>
+          <w:u w:val="single"/>
+          <w:lang w:val="hu-HU" w:eastAsia="zh-CN" w:bidi="hi-IN"/>
+        </w:rPr>
+        <w:t>Ember és nyelvhasználat</w:t>
+      </w:r>
+    </w:p>
+    <w:p>
+      <w:pPr>
+        <w:pStyle w:val="Normal"/>
+        <w:numPr>
+          <w:ilvl w:val="0"/>
+          <w:numId w:val="2"/>
+        </w:numPr>
+        <w:bidi w:val="0"/>
+        <w:jc w:val="start"/>
+        <w:rPr>
+          <w:lang w:val="hu-HU" w:eastAsia="zh-CN" w:bidi="hi-IN"/>
+        </w:rPr>
+      </w:pPr>
+      <w:r>
+        <w:rPr>
+          <w:lang w:val="hu-HU" w:eastAsia="zh-CN" w:bidi="hi-IN"/>
+        </w:rPr>
+        <w:t>A jel, jelek, jelrendszerek a nyelvi és nem nyelvi közlésben</w:t>
+      </w:r>
+    </w:p>
+    <w:p>
+      <w:pPr>
+        <w:pStyle w:val="Normal"/>
+        <w:numPr>
+          <w:ilvl w:val="0"/>
+          <w:numId w:val="2"/>
+        </w:numPr>
+        <w:bidi w:val="0"/>
+        <w:jc w:val="start"/>
+        <w:rPr>
+          <w:lang w:val="hu-HU" w:eastAsia="zh-CN" w:bidi="hi-IN"/>
+        </w:rPr>
+      </w:pPr>
+      <w:r>
+        <w:rPr>
+          <w:lang w:val="hu-HU" w:eastAsia="zh-CN" w:bidi="hi-IN"/>
+        </w:rPr>
+        <w:t>Anyanyelvünk rétegződése 1. A köznyelvi változatok, a csoportnyelvek és a rétegnyelvek</w:t>
+      </w:r>
+    </w:p>
+    <w:p>
+      <w:pPr>
+        <w:pStyle w:val="Normal"/>
+        <w:numPr>
+          <w:ilvl w:val="0"/>
+          <w:numId w:val="2"/>
+        </w:numPr>
+        <w:bidi w:val="0"/>
+        <w:jc w:val="start"/>
+        <w:rPr>
+          <w:lang w:val="hu-HU" w:eastAsia="zh-CN" w:bidi="hi-IN"/>
+        </w:rPr>
+      </w:pPr>
+      <w:r>
+        <w:rPr>
+          <w:lang w:val="hu-HU" w:eastAsia="zh-CN" w:bidi="hi-IN"/>
+        </w:rPr>
+        <w:t>Nyelv és társadalom - nyelvi sokszínűség</w:t>
+      </w:r>
+    </w:p>
+    <w:p>
+      <w:pPr>
+        <w:pStyle w:val="Normal"/>
+        <w:bidi w:val="0"/>
+        <w:jc w:val="start"/>
+        <w:rPr>
+          <w:b/>
+          <w:bCs/>
+          <w:u w:val="single"/>
+          <w:lang w:val="hu-HU" w:eastAsia="zh-CN" w:bidi="hi-IN"/>
+        </w:rPr>
+      </w:pPr>
+      <w:r>
+        <w:rPr>
+          <w:b/>
+          <w:bCs/>
+          <w:u w:val="single"/>
+          <w:lang w:val="hu-HU" w:eastAsia="zh-CN" w:bidi="hi-IN"/>
+        </w:rPr>
+        <w:t>A nyelvi rendszer</w:t>
+      </w:r>
+    </w:p>
+    <w:p>
+      <w:pPr>
+        <w:pStyle w:val="Normal"/>
+        <w:numPr>
+          <w:ilvl w:val="0"/>
+          <w:numId w:val="4"/>
+        </w:numPr>
+        <w:bidi w:val="0"/>
+        <w:jc w:val="start"/>
+        <w:rPr>
+          <w:lang w:val="hu-HU" w:eastAsia="zh-CN" w:bidi="hi-IN"/>
+        </w:rPr>
+      </w:pPr>
+      <w:r>
+        <w:rPr>
+          <w:lang w:val="hu-HU" w:eastAsia="zh-CN" w:bidi="hi-IN"/>
+        </w:rPr>
+        <w:t>A hangkapcsolódási szabályosságok típusai és a helyesírás összefüggése</w:t>
+      </w:r>
+    </w:p>
+    <w:p>
+      <w:pPr>
+        <w:pStyle w:val="Normal"/>
+        <w:numPr>
+          <w:ilvl w:val="0"/>
+          <w:numId w:val="4"/>
+        </w:numPr>
+        <w:bidi w:val="0"/>
+        <w:jc w:val="start"/>
+        <w:rPr>
+          <w:lang w:val="hu-HU" w:eastAsia="zh-CN" w:bidi="hi-IN"/>
+        </w:rPr>
+      </w:pPr>
+      <w:r>
+        <w:rPr>
+          <w:lang w:val="hu-HU" w:eastAsia="zh-CN" w:bidi="hi-IN"/>
+        </w:rPr>
+        <w:t>A mondat fogalma, a mondat szerkesztettség és mondatfajta szerinti típusai</w:t>
+      </w:r>
+    </w:p>
+    <w:p>
+      <w:pPr>
+        <w:pStyle w:val="Normal"/>
+        <w:bidi w:val="0"/>
+        <w:jc w:val="start"/>
+        <w:rPr>
+          <w:b/>
+          <w:bCs/>
+          <w:u w:val="single"/>
+          <w:lang w:val="hu-HU" w:eastAsia="zh-CN" w:bidi="hi-IN"/>
+        </w:rPr>
+      </w:pPr>
+      <w:r>
+        <w:rPr>
+          <w:b/>
+          <w:bCs/>
+          <w:u w:val="single"/>
+          <w:lang w:val="hu-HU" w:eastAsia="zh-CN" w:bidi="hi-IN"/>
+        </w:rPr>
+        <w:t>A szöveg</w:t>
+      </w:r>
+    </w:p>
+    <w:p>
+      <w:pPr>
+        <w:pStyle w:val="Normal"/>
+        <w:numPr>
+          <w:ilvl w:val="0"/>
+          <w:numId w:val="5"/>
+        </w:numPr>
+        <w:bidi w:val="0"/>
+        <w:jc w:val="start"/>
+        <w:rPr>
+          <w:lang w:val="hu-HU" w:eastAsia="zh-CN" w:bidi="hi-IN"/>
+        </w:rPr>
+      </w:pPr>
+      <w:r>
+        <w:rPr>
+          <w:lang w:val="hu-HU" w:eastAsia="zh-CN" w:bidi="hi-IN"/>
+        </w:rPr>
+        <w:t>A szövegfonetikai eszközök és az írásjelek szerepe az szöveg értelmezésében</w:t>
+      </w:r>
+    </w:p>
+    <w:p>
+      <w:pPr>
+        <w:pStyle w:val="Normal"/>
+        <w:numPr>
+          <w:ilvl w:val="0"/>
+          <w:numId w:val="5"/>
+        </w:numPr>
+        <w:bidi w:val="0"/>
+        <w:jc w:val="start"/>
+        <w:rPr>
+          <w:lang w:val="hu-HU" w:eastAsia="zh-CN" w:bidi="hi-IN"/>
+        </w:rPr>
+      </w:pPr>
+      <w:r>
+        <w:rPr>
+          <w:lang w:val="hu-HU" w:eastAsia="zh-CN" w:bidi="hi-IN"/>
+        </w:rPr>
+        <w:t>Digitális és hagyományos szövegek</w:t>
+      </w:r>
+    </w:p>
+    <w:p>
+      <w:pPr>
+        <w:pStyle w:val="Normal"/>
+        <w:numPr>
+          <w:ilvl w:val="0"/>
+          <w:numId w:val="5"/>
+        </w:numPr>
+        <w:bidi w:val="0"/>
+        <w:jc w:val="start"/>
+        <w:rPr>
+          <w:lang w:val="hu-HU" w:eastAsia="zh-CN" w:bidi="hi-IN"/>
+        </w:rPr>
+      </w:pPr>
+      <w:r>
+        <w:rPr>
+          <w:lang w:val="hu-HU" w:eastAsia="zh-CN" w:bidi="hi-IN"/>
+        </w:rPr>
+        <w:t>A továbbtanuláshoz, illetve a munka világában szükséges szövegtípusok: különböző típusú önéletrajzok, a motivációs levél</w:t>
+      </w:r>
+    </w:p>
+    <w:p>
+      <w:pPr>
+        <w:pStyle w:val="Normal"/>
+        <w:bidi w:val="0"/>
+        <w:jc w:val="start"/>
+        <w:rPr>
+          <w:lang w:val="hu-HU" w:eastAsia="zh-CN" w:bidi="hi-IN"/>
+        </w:rPr>
+      </w:pPr>
+      <w:r>
+        <w:rPr>
+          <w:b/>
+          <w:bCs/>
+          <w:u w:val="single"/>
+          <w:lang w:val="hu-HU" w:eastAsia="zh-CN" w:bidi="hi-IN"/>
+        </w:rPr>
+        <w:t>A retorika alapjai</w:t>
+      </w:r>
+      <w:r>
+        <w:rPr>
+          <w:lang w:val="hu-HU" w:eastAsia="zh-CN" w:bidi="hi-IN"/>
+        </w:rPr>
+      </w:r>
+    </w:p>
+    <w:p>
+      <w:pPr>
+        <w:pStyle w:val="Normal"/>
+        <w:numPr>
+          <w:ilvl w:val="0"/>
+          <w:numId w:val="8"/>
+        </w:numPr>
+        <w:bidi w:val="0"/>
         <w:jc w:val="start"/>
         <w:rPr/>
       </w:pPr>
       <w:r>
+        <w:rPr>
+          <w:lang w:val="hu-HU" w:eastAsia="zh-CN" w:bidi="hi-IN"/>
+        </w:rPr>
+        <w:t>Az érvelés logikája, technikája, az érvek elrendezése</w:t>
+      </w:r>
+    </w:p>
+    <w:p>
+      <w:pPr>
+        <w:pStyle w:val="Normal"/>
+        <w:numPr>
+          <w:ilvl w:val="0"/>
+          <w:numId w:val="8"/>
+        </w:numPr>
+        <w:bidi w:val="0"/>
+        <w:jc w:val="start"/>
+        <w:rPr>
+          <w:lang w:val="hu-HU" w:eastAsia="zh-CN" w:bidi="hi-IN"/>
+        </w:rPr>
+      </w:pPr>
+      <w:r>
+        <w:rPr>
+          <w:lang w:val="hu-HU" w:eastAsia="zh-CN" w:bidi="hi-IN"/>
+        </w:rPr>
+        <w:t>Az állásinterjú</w:t>
+      </w:r>
+    </w:p>
+    <w:p>
+      <w:pPr>
+        <w:pStyle w:val="Normal"/>
+        <w:bidi w:val="0"/>
+        <w:jc w:val="start"/>
+        <w:rPr>
+          <w:b/>
+          <w:bCs/>
+          <w:u w:val="single"/>
+          <w:lang w:val="hu-HU" w:eastAsia="zh-CN" w:bidi="hi-IN"/>
+        </w:rPr>
+      </w:pPr>
+      <w:r>
+        <w:rPr>
+          <w:b/>
+          <w:bCs/>
+          <w:u w:val="single"/>
+          <w:lang w:val="hu-HU" w:eastAsia="zh-CN" w:bidi="hi-IN"/>
+        </w:rPr>
+        <w:t>Stílus és jelentés</w:t>
+      </w:r>
+    </w:p>
+    <w:p>
+      <w:pPr>
+        <w:pStyle w:val="Normal"/>
+        <w:numPr>
+          <w:ilvl w:val="0"/>
+          <w:numId w:val="6"/>
+        </w:numPr>
+        <w:bidi w:val="0"/>
+        <w:jc w:val="start"/>
         <w:rPr/>
+      </w:pPr>
+      <w:r>
+        <w:rPr>
+          <w:lang w:val="hu-HU" w:eastAsia="zh-CN" w:bidi="hi-IN"/>
+        </w:rPr>
+        <w:t>Egyjelentésű, többjelentésű szó, homonima, szinonima, hasonló alakú szópár, ellentétes jelentés</w:t>
+      </w:r>
+    </w:p>
+    <w:p>
+      <w:pPr>
+        <w:pStyle w:val="Normal"/>
+        <w:numPr>
+          <w:ilvl w:val="0"/>
+          <w:numId w:val="6"/>
+        </w:numPr>
+        <w:bidi w:val="0"/>
+        <w:jc w:val="start"/>
+        <w:rPr>
+          <w:lang w:val="hu-HU" w:eastAsia="zh-CN" w:bidi="hi-IN"/>
+        </w:rPr>
+      </w:pPr>
+      <w:r>
+        <w:rPr>
+          <w:lang w:val="hu-HU" w:eastAsia="zh-CN" w:bidi="hi-IN"/>
+        </w:rPr>
+        <w:t>Szóképek felismerése köznyelvi és irodalmi szövegekben</w:t>
+      </w:r>
+    </w:p>
+    <w:p>
+      <w:pPr>
+        <w:pStyle w:val="Normal"/>
+        <w:numPr>
+          <w:ilvl w:val="0"/>
+          <w:numId w:val="6"/>
+        </w:numPr>
+        <w:bidi w:val="0"/>
+        <w:jc w:val="start"/>
+        <w:rPr>
+          <w:lang w:val="hu-HU" w:eastAsia="zh-CN" w:bidi="hi-IN"/>
+        </w:rPr>
+      </w:pPr>
+      <w:r>
+        <w:rPr>
+          <w:lang w:val="hu-HU" w:eastAsia="zh-CN" w:bidi="hi-IN"/>
+        </w:rPr>
+        <w:t>A tudományos és szakmai stílus sajátosságai</w:t>
+      </w:r>
+    </w:p>
+    <w:p>
+      <w:pPr>
+        <w:pStyle w:val="Normal"/>
+        <w:bidi w:val="0"/>
+        <w:jc w:val="start"/>
+        <w:rPr>
+          <w:b/>
+          <w:bCs/>
+          <w:u w:val="single"/>
+          <w:lang w:val="hu-HU" w:eastAsia="zh-CN" w:bidi="hi-IN"/>
+        </w:rPr>
+      </w:pPr>
+      <w:r>
+        <w:rPr>
+          <w:b/>
+          <w:bCs/>
+          <w:u w:val="single"/>
+          <w:lang w:val="hu-HU" w:eastAsia="zh-CN" w:bidi="hi-IN"/>
+        </w:rPr>
+        <w:t>Digitális kommunikáció</w:t>
+      </w:r>
+    </w:p>
+    <w:p>
+      <w:pPr>
+        <w:pStyle w:val="Normal"/>
+        <w:numPr>
+          <w:ilvl w:val="0"/>
+          <w:numId w:val="7"/>
+        </w:numPr>
+        <w:bidi w:val="0"/>
+        <w:jc w:val="start"/>
+        <w:rPr>
+          <w:lang w:val="hu-HU" w:eastAsia="zh-CN" w:bidi="hi-IN"/>
+        </w:rPr>
+      </w:pPr>
+      <w:r>
+        <w:rPr>
+          <w:lang w:val="hu-HU" w:eastAsia="zh-CN" w:bidi="hi-IN"/>
+        </w:rPr>
+        <w:t>Az új „szóbeliség" (chat) jelenségei és jellemzői</w:t>
+      </w:r>
+    </w:p>
+    <w:p>
+      <w:pPr>
+        <w:pStyle w:val="Normal"/>
+        <w:bidi w:val="0"/>
+        <w:jc w:val="start"/>
+        <w:rPr>
+          <w:lang w:val="hu-HU" w:eastAsia="zh-CN" w:bidi="hi-IN"/>
+        </w:rPr>
+      </w:pPr>
+      <w:r>
+        <w:rPr>
+          <w:lang w:val="hu-HU" w:eastAsia="zh-CN" w:bidi="hi-IN"/>
+        </w:rPr>
+      </w:r>
+    </w:p>
+    <w:p>
+      <w:pPr>
+        <w:pStyle w:val="Normal"/>
+        <w:bidi w:val="0"/>
+        <w:jc w:val="start"/>
+        <w:rPr>
+          <w:lang w:val="hu-HU" w:eastAsia="zh-CN" w:bidi="hi-IN"/>
+        </w:rPr>
+      </w:pPr>
+      <w:r>
+        <w:rPr>
+          <w:b/>
+          <w:bCs/>
+          <w:u w:val="single"/>
+          <w:lang w:val="hu-HU" w:eastAsia="zh-CN" w:bidi="hi-IN"/>
+        </w:rPr>
+        <w:t>Feladat:</w:t>
+      </w:r>
+      <w:r>
+        <w:rPr>
+          <w:lang w:val="hu-HU" w:eastAsia="zh-CN" w:bidi="hi-IN"/>
+        </w:rPr>
+        <w:t xml:space="preserve"> Nevezze meg és jellemezze a kommunkiációs folyamat tényzőit az alábbi modell segítségével! Azonosítsa a kommunkiáció tényezőit az alábbi párbeszédben, és ismertesse, milyen funkciókat (célokat) ismer fel a szövegben?</w:t>
+      </w:r>
+    </w:p>
+    <w:p>
+      <w:pPr>
+        <w:pStyle w:val="Normal"/>
+        <w:bidi w:val="0"/>
+        <w:jc w:val="start"/>
+        <w:rPr>
+          <w:lang w:val="hu-HU" w:eastAsia="zh-CN" w:bidi="hi-IN"/>
+        </w:rPr>
+      </w:pPr>
+      <w:r>
+        <w:rPr>
+          <w:lang w:val="hu-HU" w:eastAsia="zh-CN" w:bidi="hi-IN"/>
+        </w:rPr>
+        <w:t>Kommunikáció tényezői:</w:t>
+      </w:r>
+    </w:p>
+    <w:p>
+      <w:pPr>
+        <w:pStyle w:val="Normal"/>
+        <w:numPr>
+          <w:ilvl w:val="0"/>
+          <w:numId w:val="9"/>
+        </w:numPr>
+        <w:bidi w:val="0"/>
+        <w:jc w:val="start"/>
+        <w:rPr/>
+      </w:pPr>
+      <w:r>
+        <w:rPr>
+          <w:lang w:val="hu-HU" w:eastAsia="zh-CN" w:bidi="hi-IN"/>
+        </w:rPr>
+        <w:t>Közös előismeret, valóság</w:t>
+      </w:r>
+    </w:p>
+    <w:p>
+      <w:pPr>
+        <w:pStyle w:val="Normal"/>
+        <w:numPr>
+          <w:ilvl w:val="0"/>
+          <w:numId w:val="9"/>
+        </w:numPr>
+        <w:bidi w:val="0"/>
+        <w:jc w:val="start"/>
+        <w:rPr>
+          <w:lang w:val="hu-HU" w:eastAsia="zh-CN" w:bidi="hi-IN"/>
+        </w:rPr>
+      </w:pPr>
+      <w:r>
+        <w:rPr>
+          <w:lang w:val="hu-HU" w:eastAsia="zh-CN" w:bidi="hi-IN"/>
+        </w:rPr>
+        <w:t>bezédhelyzet/kontextus</w:t>
+      </w:r>
+    </w:p>
+    <w:p>
+      <w:pPr>
+        <w:pStyle w:val="Normal"/>
+        <w:numPr>
+          <w:ilvl w:val="0"/>
+          <w:numId w:val="9"/>
+        </w:numPr>
+        <w:bidi w:val="0"/>
+        <w:jc w:val="start"/>
+        <w:rPr>
+          <w:lang w:val="hu-HU" w:eastAsia="zh-CN" w:bidi="hi-IN"/>
+        </w:rPr>
+      </w:pPr>
+      <w:r>
+        <w:rPr>
+          <w:lang w:val="hu-HU" w:eastAsia="zh-CN" w:bidi="hi-IN"/>
+        </w:rPr>
+        <w:t>kód (pl. nyelv)</w:t>
+      </w:r>
+    </w:p>
+    <w:p>
+      <w:pPr>
+        <w:pStyle w:val="Normal"/>
+        <w:numPr>
+          <w:ilvl w:val="0"/>
+          <w:numId w:val="9"/>
+        </w:numPr>
+        <w:bidi w:val="0"/>
+        <w:jc w:val="start"/>
+        <w:rPr>
+          <w:lang w:val="hu-HU" w:eastAsia="zh-CN" w:bidi="hi-IN"/>
+        </w:rPr>
+      </w:pPr>
+      <w:r>
+        <w:rPr>
+          <w:lang w:val="hu-HU" w:eastAsia="zh-CN" w:bidi="hi-IN"/>
+        </w:rPr>
+        <w:t>üzenet</w:t>
+      </w:r>
+    </w:p>
+    <w:p>
+      <w:pPr>
+        <w:pStyle w:val="Normal"/>
+        <w:numPr>
+          <w:ilvl w:val="0"/>
+          <w:numId w:val="9"/>
+        </w:numPr>
+        <w:bidi w:val="0"/>
+        <w:jc w:val="start"/>
+        <w:rPr>
+          <w:lang w:val="hu-HU" w:eastAsia="zh-CN" w:bidi="hi-IN"/>
+        </w:rPr>
+      </w:pPr>
+      <w:r>
+        <w:rPr>
+          <w:lang w:val="hu-HU" w:eastAsia="zh-CN" w:bidi="hi-IN"/>
+        </w:rPr>
+        <w:t>csatorna</w:t>
+      </w:r>
+    </w:p>
+    <w:p>
+      <w:pPr>
+        <w:pStyle w:val="Normal"/>
+        <w:numPr>
+          <w:ilvl w:val="0"/>
+          <w:numId w:val="9"/>
+        </w:numPr>
+        <w:bidi w:val="0"/>
+        <w:jc w:val="start"/>
+        <w:rPr>
+          <w:lang w:val="hu-HU" w:eastAsia="zh-CN" w:bidi="hi-IN"/>
+        </w:rPr>
+      </w:pPr>
+      <w:r>
+        <w:rPr>
+          <w:lang w:val="hu-HU" w:eastAsia="zh-CN" w:bidi="hi-IN"/>
+        </w:rPr>
+        <w:t>adó/feladó</w:t>
+      </w:r>
+    </w:p>
+    <w:p>
+      <w:pPr>
+        <w:pStyle w:val="Normal"/>
+        <w:numPr>
+          <w:ilvl w:val="0"/>
+          <w:numId w:val="9"/>
+        </w:numPr>
+        <w:bidi w:val="0"/>
+        <w:jc w:val="start"/>
+        <w:rPr>
+          <w:lang w:val="hu-HU" w:eastAsia="zh-CN" w:bidi="hi-IN"/>
+        </w:rPr>
+      </w:pPr>
+      <w:r>
+        <w:rPr>
+          <w:lang w:val="hu-HU" w:eastAsia="zh-CN" w:bidi="hi-IN"/>
+        </w:rPr>
+        <w:t>címzett/vevő</w:t>
+      </w:r>
+    </w:p>
+    <w:p>
+      <w:pPr>
+        <w:pStyle w:val="Normal"/>
+        <w:bidi w:val="0"/>
+        <w:jc w:val="start"/>
+        <w:rPr>
+          <w:lang w:val="hu-HU" w:eastAsia="zh-CN" w:bidi="hi-IN"/>
+        </w:rPr>
+      </w:pPr>
+      <w:r>
+        <w:rPr>
+          <w:lang w:val="hu-HU" w:eastAsia="zh-CN" w:bidi="hi-IN"/>
+        </w:rPr>
+      </w:r>
+    </w:p>
+    <w:p>
+      <w:pPr>
+        <w:pStyle w:val="Normal"/>
+        <w:bidi w:val="0"/>
+        <w:jc w:val="start"/>
+        <w:rPr>
+          <w:lang w:val="hu-HU" w:eastAsia="zh-CN" w:bidi="hi-IN"/>
+        </w:rPr>
+      </w:pPr>
+      <w:r>
+        <w:rPr>
+          <w:lang w:val="hu-HU" w:eastAsia="zh-CN" w:bidi="hi-IN"/>
+        </w:rPr>
+      </w:r>
+    </w:p>
+    <w:p>
+      <w:pPr>
+        <w:pStyle w:val="Normal"/>
+        <w:bidi w:val="0"/>
+        <w:jc w:val="start"/>
+        <w:rPr>
+          <w:lang w:val="hu-HU" w:eastAsia="zh-CN" w:bidi="hi-IN"/>
+        </w:rPr>
+      </w:pPr>
+      <w:r>
+        <w:rPr>
+          <w:lang w:val="hu-HU" w:eastAsia="zh-CN" w:bidi="hi-IN"/>
+        </w:rPr>
+      </w:r>
+    </w:p>
+    <w:p>
+      <w:pPr>
+        <w:pStyle w:val="Normal"/>
+        <w:bidi w:val="0"/>
+        <w:jc w:val="start"/>
+        <w:rPr>
+          <w:lang w:val="hu-HU" w:eastAsia="zh-CN" w:bidi="hi-IN"/>
+        </w:rPr>
+      </w:pPr>
+      <w:r>
+        <w:rPr>
+          <w:lang w:val="hu-HU" w:eastAsia="zh-CN" w:bidi="hi-IN"/>
+        </w:rPr>
+      </w:r>
+    </w:p>
+    <w:p>
+      <w:pPr>
+        <w:pStyle w:val="Normal"/>
+        <w:bidi w:val="0"/>
+        <w:jc w:val="start"/>
+        <w:rPr>
+          <w:lang w:val="hu-HU" w:eastAsia="zh-CN" w:bidi="hi-IN"/>
+        </w:rPr>
+      </w:pPr>
+      <w:r>
+        <w:rPr>
+          <w:lang w:val="hu-HU" w:eastAsia="zh-CN" w:bidi="hi-IN"/>
+        </w:rPr>
+      </w:r>
+    </w:p>
+    <w:p>
+      <w:pPr>
+        <w:pStyle w:val="Normal"/>
+        <w:bidi w:val="0"/>
+        <w:jc w:val="start"/>
+        <w:rPr>
+          <w:lang w:val="hu-HU" w:eastAsia="zh-CN" w:bidi="hi-IN"/>
+        </w:rPr>
+      </w:pPr>
+      <w:r>
+        <w:rPr>
+          <w:lang w:val="hu-HU" w:eastAsia="zh-CN" w:bidi="hi-IN"/>
+        </w:rPr>
+      </w:r>
+    </w:p>
+    <w:p>
+      <w:pPr>
+        <w:pStyle w:val="Normal"/>
+        <w:bidi w:val="0"/>
+        <w:jc w:val="start"/>
+        <w:rPr>
+          <w:lang w:val="hu-HU" w:eastAsia="zh-CN" w:bidi="hi-IN"/>
+        </w:rPr>
+      </w:pPr>
+      <w:r>
+        <w:rPr>
+          <w:lang w:val="hu-HU" w:eastAsia="zh-CN" w:bidi="hi-IN"/>
+        </w:rPr>
+      </w:r>
+    </w:p>
+    <w:p>
+      <w:pPr>
+        <w:pStyle w:val="Normal"/>
+        <w:bidi w:val="0"/>
+        <w:jc w:val="start"/>
+        <w:rPr>
+          <w:b/>
+          <w:bCs/>
+          <w:lang w:val="hu-HU" w:eastAsia="zh-CN" w:bidi="hi-IN"/>
+        </w:rPr>
+      </w:pPr>
+      <w:r>
+        <w:rPr>
+          <w:b/>
+          <w:bCs/>
+          <w:lang w:val="hu-HU" w:eastAsia="zh-CN" w:bidi="hi-IN"/>
+        </w:rPr>
+        <w:t>Kommunikáció céljai (tájékoztató, felhívó,)</w:t>
+      </w:r>
+    </w:p>
+    <w:p>
+      <w:pPr>
+        <w:pStyle w:val="Normal"/>
+        <w:bidi w:val="0"/>
+        <w:jc w:val="start"/>
+        <w:rPr>
+          <w:lang w:val="hu-HU" w:eastAsia="zh-CN" w:bidi="hi-IN"/>
+        </w:rPr>
+      </w:pPr>
+      <w:r>
+        <w:rPr>
+          <w:b/>
+          <w:bCs/>
+          <w:lang w:val="hu-HU" w:eastAsia="zh-CN" w:bidi="hi-IN"/>
+        </w:rPr>
+        <w:t>Anna</w:t>
+      </w:r>
+      <w:r>
+        <w:rPr>
+          <w:lang w:val="hu-HU" w:eastAsia="zh-CN" w:bidi="hi-IN"/>
+        </w:rPr>
+        <w:t xml:space="preserve">: Szia, Marci! Ne haragudj, de teljesen kikészít ez a tömegközlekedés, </w:t>
+      </w:r>
+      <w:r>
+        <w:rPr>
+          <w:shd w:fill="FFFF00" w:val="clear"/>
+          <w:lang w:val="hu-HU" w:eastAsia="zh-CN" w:bidi="hi-IN"/>
+        </w:rPr>
+        <w:t>már megint állt a metró!</w:t>
+      </w:r>
+      <w:r>
+        <w:rPr>
+          <w:lang w:val="hu-HU" w:eastAsia="zh-CN" w:bidi="hi-IN"/>
+        </w:rPr>
+        <w:t xml:space="preserve"> </w:t>
+      </w:r>
+      <w:r>
+        <w:rPr>
+          <w:i/>
+          <w:iCs/>
+          <w:lang w:val="hu-HU" w:eastAsia="zh-CN" w:bidi="hi-IN"/>
+        </w:rPr>
+        <w:t>tájékoztató</w:t>
+      </w:r>
+    </w:p>
+    <w:p>
+      <w:pPr>
+        <w:pStyle w:val="Normal"/>
+        <w:bidi w:val="0"/>
+        <w:jc w:val="start"/>
+        <w:rPr>
+          <w:lang w:val="hu-HU" w:eastAsia="zh-CN" w:bidi="hi-IN"/>
+        </w:rPr>
+      </w:pPr>
+      <w:r>
+        <w:rPr>
+          <w:b/>
+          <w:bCs/>
+          <w:lang w:val="hu-HU" w:eastAsia="zh-CN" w:bidi="hi-IN"/>
+        </w:rPr>
+        <w:t>Marci</w:t>
+      </w:r>
+      <w:r>
+        <w:rPr>
+          <w:lang w:val="hu-HU" w:eastAsia="zh-CN" w:bidi="hi-IN"/>
+        </w:rPr>
+        <w:t>: Ah, semmi baj, figyelj, ne is mondd, én is csak két perce értem ide. Hogy vagy különben?</w:t>
+        <w:t xml:space="preserve"> </w:t>
+      </w:r>
+    </w:p>
+    <w:p>
+      <w:pPr>
+        <w:pStyle w:val="Normal"/>
+        <w:bidi w:val="0"/>
+        <w:jc w:val="start"/>
+        <w:rPr>
+          <w:lang w:val="hu-HU" w:eastAsia="zh-CN" w:bidi="hi-IN"/>
+        </w:rPr>
+      </w:pPr>
+      <w:r>
+        <w:rPr>
+          <w:b/>
+          <w:bCs/>
+          <w:lang w:val="hu-HU" w:eastAsia="zh-CN" w:bidi="hi-IN"/>
+        </w:rPr>
+        <w:t>Anna</w:t>
+      </w:r>
+      <w:r>
+        <w:rPr>
+          <w:lang w:val="hu-HU" w:eastAsia="zh-CN" w:bidi="hi-IN"/>
+        </w:rPr>
+        <w:t xml:space="preserve">: Megvagyok, köszi! </w:t>
+      </w:r>
+      <w:r>
+        <w:rPr>
+          <w:shd w:fill="FFFF00" w:val="clear"/>
+          <w:lang w:val="hu-HU" w:eastAsia="zh-CN" w:bidi="hi-IN"/>
+        </w:rPr>
+        <w:t>Csak tudod, én ilyen „pontos típus" vagyok, nem szeretek váratni senkit.</w:t>
+        <w:t xml:space="preserve"> </w:t>
+      </w:r>
+      <w:r>
+        <w:rPr>
+          <w:i/>
+          <w:iCs/>
+          <w:shd w:fill="auto" w:val="clear"/>
+          <w:lang w:val="hu-HU" w:eastAsia="zh-CN" w:bidi="hi-IN"/>
+        </w:rPr>
+        <w:t>tájékoztató</w:t>
+      </w:r>
+      <w:r>
+        <w:rPr>
+          <w:lang w:val="hu-HU" w:eastAsia="zh-CN" w:bidi="hi-IN"/>
+        </w:rPr>
+        <w:t>Egyébként milyen gyönyörű itt, nem?</w:t>
+      </w:r>
+    </w:p>
+    <w:p>
+      <w:pPr>
+        <w:pStyle w:val="Normal"/>
+        <w:bidi w:val="0"/>
+        <w:jc w:val="start"/>
+        <w:rPr>
+          <w:lang w:val="hu-HU" w:eastAsia="zh-CN" w:bidi="hi-IN"/>
+        </w:rPr>
+      </w:pPr>
+      <w:r>
+        <w:rPr>
+          <w:b/>
+          <w:bCs/>
+          <w:lang w:val="hu-HU" w:eastAsia="zh-CN" w:bidi="hi-IN"/>
+        </w:rPr>
+        <w:t>Marci</w:t>
+      </w:r>
+      <w:r>
+        <w:rPr>
+          <w:lang w:val="hu-HU" w:eastAsia="zh-CN" w:bidi="hi-IN"/>
+        </w:rPr>
+        <w:t>: Tudod: „</w:t>
+      </w:r>
+      <w:r>
+        <w:rPr>
+          <w:shd w:fill="FFFF00" w:val="clear"/>
+          <w:lang w:val="hu-HU" w:eastAsia="zh-CN" w:bidi="hi-IN"/>
+        </w:rPr>
+        <w:t>Itt van az ősz, itt van újra..."</w:t>
+      </w:r>
+      <w:r>
+        <w:rPr>
+          <w:lang w:val="hu-HU" w:eastAsia="zh-CN" w:bidi="hi-IN"/>
+        </w:rPr>
+        <w:t>.</w:t>
+        <w:t xml:space="preserve"> </w:t>
+      </w:r>
+      <w:r>
+        <w:rPr>
+          <w:i/>
+          <w:iCs/>
+          <w:lang w:val="hu-HU" w:eastAsia="zh-CN" w:bidi="hi-IN"/>
+        </w:rPr>
+        <w:t>esztétikai</w:t>
+      </w:r>
+    </w:p>
+    <w:p>
+      <w:pPr>
+        <w:pStyle w:val="Normal"/>
+        <w:bidi w:val="0"/>
+        <w:jc w:val="start"/>
+        <w:rPr>
+          <w:lang w:val="hu-HU" w:eastAsia="zh-CN" w:bidi="hi-IN"/>
+        </w:rPr>
+      </w:pPr>
+      <w:r>
+        <w:rPr>
+          <w:b/>
+          <w:bCs/>
+          <w:lang w:val="hu-HU" w:eastAsia="zh-CN" w:bidi="hi-IN"/>
+        </w:rPr>
+        <w:t>Anna (nevet)</w:t>
+      </w:r>
+      <w:r>
+        <w:rPr>
+          <w:lang w:val="hu-HU" w:eastAsia="zh-CN" w:bidi="hi-IN"/>
+        </w:rPr>
+        <w:t>: Te jó, ég, ennyi mindenre emlékszel a suliból?</w:t>
+        <w:t xml:space="preserve"> hiba miatt nem járt, vagy pont elment előtted?</w:t>
+      </w:r>
+    </w:p>
+    <w:p>
+      <w:pPr>
+        <w:pStyle w:val="Normal"/>
+        <w:bidi w:val="0"/>
+        <w:jc w:val="start"/>
+        <w:rPr>
+          <w:lang w:val="hu-HU" w:eastAsia="zh-CN" w:bidi="hi-IN"/>
+        </w:rPr>
+      </w:pPr>
+      <w:r>
+        <w:rPr>
+          <w:b/>
+          <w:bCs/>
+          <w:lang w:val="hu-HU" w:eastAsia="zh-CN" w:bidi="hi-IN"/>
+        </w:rPr>
+        <w:t>Marci</w:t>
+      </w:r>
+      <w:r>
+        <w:rPr>
+          <w:lang w:val="hu-HU" w:eastAsia="zh-CN" w:bidi="hi-IN"/>
+        </w:rPr>
+        <w:t xml:space="preserve">: Hát, ja. Tudod, én szerettem a magyart. Visszatérve: </w:t>
+      </w:r>
+      <w:r>
+        <w:rPr>
+          <w:shd w:fill="FFFF00" w:val="clear"/>
+          <w:lang w:val="hu-HU" w:eastAsia="zh-CN" w:bidi="hi-IN"/>
+        </w:rPr>
+        <w:t>hogy értetted, hogy állt a metró"?</w:t>
+      </w:r>
+      <w:r>
+        <w:rPr>
+          <w:lang w:val="hu-HU" w:eastAsia="zh-CN" w:bidi="hi-IN"/>
+        </w:rPr>
+        <w:t xml:space="preserve"> </w:t>
+      </w:r>
+      <w:r>
+        <w:rPr>
+          <w:i/>
+          <w:iCs/>
+          <w:lang w:val="hu-HU" w:eastAsia="zh-CN" w:bidi="hi-IN"/>
+        </w:rPr>
+        <w:t>értelmező/metanyelvi</w:t>
+      </w:r>
+      <w:r>
+        <w:rPr>
+          <w:lang w:val="hu-HU" w:eastAsia="zh-CN" w:bidi="hi-IN"/>
+        </w:rPr>
+        <w:t xml:space="preserve"> </w:t>
+      </w:r>
+      <w:r>
+        <w:rPr>
+          <w:lang w:val="hu-HU" w:eastAsia="zh-CN" w:bidi="hi-IN"/>
+        </w:rPr>
+        <w:t>Technikai</w:t>
+      </w:r>
+    </w:p>
+    <w:p>
+      <w:pPr>
+        <w:pStyle w:val="Normal"/>
+        <w:bidi w:val="0"/>
+        <w:jc w:val="start"/>
+        <w:rPr>
+          <w:lang w:val="hu-HU" w:eastAsia="zh-CN" w:bidi="hi-IN"/>
+        </w:rPr>
+      </w:pPr>
+      <w:r>
+        <w:rPr>
+          <w:b/>
+          <w:bCs/>
+          <w:lang w:val="hu-HU" w:eastAsia="zh-CN" w:bidi="hi-IN"/>
+        </w:rPr>
+        <w:t>Anna</w:t>
+      </w:r>
+      <w:r>
+        <w:rPr>
+          <w:lang w:val="hu-HU" w:eastAsia="zh-CN" w:bidi="hi-IN"/>
+        </w:rPr>
+        <w:t xml:space="preserve">: </w:t>
+      </w:r>
+      <w:r>
+        <w:rPr>
+          <w:shd w:fill="FFFF00" w:val="clear"/>
+          <w:lang w:val="hu-HU" w:eastAsia="zh-CN" w:bidi="hi-IN"/>
+        </w:rPr>
+        <w:t>Tiz percet dekkoltunk a két állomás között a sötétben. Egyébként a kijelző szerint a 2-es vonalon</w:t>
+        <w:t xml:space="preserve"> technikai okok miatt 15-20 perces késésekre kell számítani egész délután.</w:t>
+      </w:r>
+      <w:r>
+        <w:rPr>
+          <w:lang w:val="hu-HU" w:eastAsia="zh-CN" w:bidi="hi-IN"/>
+        </w:rPr>
+        <w:t xml:space="preserve"> </w:t>
+      </w:r>
+      <w:r>
+        <w:rPr>
+          <w:i/>
+          <w:iCs/>
+          <w:lang w:val="hu-HU" w:eastAsia="zh-CN" w:bidi="hi-IN"/>
+        </w:rPr>
+        <w:t>felhívó, tájékoztató</w:t>
+      </w:r>
+    </w:p>
+    <w:p>
+      <w:pPr>
+        <w:pStyle w:val="Normal"/>
+        <w:bidi w:val="0"/>
+        <w:jc w:val="start"/>
+        <w:rPr>
+          <w:lang w:val="hu-HU" w:eastAsia="zh-CN" w:bidi="hi-IN"/>
+        </w:rPr>
+      </w:pPr>
+      <w:r>
+        <w:rPr>
+          <w:b/>
+          <w:bCs/>
+          <w:lang w:val="hu-HU" w:eastAsia="zh-CN" w:bidi="hi-IN"/>
+        </w:rPr>
+        <w:t>Marci</w:t>
+      </w:r>
+      <w:r>
+        <w:rPr>
+          <w:lang w:val="hu-HU" w:eastAsia="zh-CN" w:bidi="hi-IN"/>
+        </w:rPr>
+        <w:t>: Na, akkor jól tettem, hogy gyalog jöttem! Figyelj m</w:t>
+      </w:r>
+      <w:r>
+        <w:rPr>
+          <w:lang w:val="hu-HU" w:eastAsia="zh-CN" w:bidi="hi-IN"/>
+        </w:rPr>
+        <w:t>á</w:t>
+      </w:r>
+      <w:r>
+        <w:rPr>
+          <w:lang w:val="hu-HU" w:eastAsia="zh-CN" w:bidi="hi-IN"/>
+        </w:rPr>
+        <w:t xml:space="preserve">r, </w:t>
+      </w:r>
+      <w:r>
+        <w:rPr>
+          <w:shd w:fill="FFFF00" w:val="clear"/>
+          <w:lang w:val="hu-HU" w:eastAsia="zh-CN" w:bidi="hi-IN"/>
+        </w:rPr>
+        <w:t>menjünk be végre</w:t>
+      </w:r>
+      <w:r>
+        <w:rPr>
+          <w:lang w:val="hu-HU" w:eastAsia="zh-CN" w:bidi="hi-IN"/>
+        </w:rPr>
+        <w:t xml:space="preserve"> </w:t>
+      </w:r>
+      <w:r>
+        <w:rPr>
+          <w:i/>
+          <w:iCs/>
+          <w:lang w:val="hu-HU" w:eastAsia="zh-CN" w:bidi="hi-IN"/>
+        </w:rPr>
+        <w:t>felhívó</w:t>
+      </w:r>
+      <w:r>
+        <w:rPr>
+          <w:lang w:val="hu-HU" w:eastAsia="zh-CN" w:bidi="hi-IN"/>
+        </w:rPr>
+        <w:t xml:space="preserve">, mert </w:t>
+      </w:r>
+      <w:r>
+        <w:rPr>
+          <w:shd w:fill="FFFF00" w:val="clear"/>
+          <w:lang w:val="hu-HU" w:eastAsia="zh-CN" w:bidi="hi-IN"/>
+        </w:rPr>
+        <w:t>megfagyok</w:t>
+      </w:r>
+      <w:r>
+        <w:rPr>
+          <w:lang w:val="hu-HU" w:eastAsia="zh-CN" w:bidi="hi-IN"/>
+        </w:rPr>
+        <w:t xml:space="preserve"> </w:t>
+      </w:r>
+      <w:r>
+        <w:rPr>
+          <w:i/>
+          <w:iCs/>
+          <w:lang w:val="hu-HU" w:eastAsia="zh-CN" w:bidi="hi-IN"/>
+        </w:rPr>
+        <w:t>érzelemkifejező</w:t>
+      </w:r>
+      <w:r>
+        <w:rPr>
+          <w:lang w:val="hu-HU" w:eastAsia="zh-CN" w:bidi="hi-IN"/>
+        </w:rPr>
+        <w:t xml:space="preserve">! Gyere, </w:t>
+      </w:r>
+      <w:r>
+        <w:rPr>
+          <w:shd w:fill="FFFF00" w:val="clear"/>
+          <w:lang w:val="hu-HU" w:eastAsia="zh-CN" w:bidi="hi-IN"/>
+        </w:rPr>
+        <w:t>ne ácsorogjunk itt</w:t>
+      </w:r>
+      <w:r>
+        <w:rPr>
+          <w:lang w:val="hu-HU" w:eastAsia="zh-CN" w:bidi="hi-IN"/>
+        </w:rPr>
+        <w:t xml:space="preserve"> </w:t>
+      </w:r>
+      <w:r>
+        <w:rPr>
+          <w:i/>
+          <w:iCs/>
+          <w:lang w:val="hu-HU" w:eastAsia="zh-CN" w:bidi="hi-IN"/>
+        </w:rPr>
+        <w:t>felhívó</w:t>
+      </w:r>
+      <w:r>
+        <w:rPr>
+          <w:lang w:val="hu-HU" w:eastAsia="zh-CN" w:bidi="hi-IN"/>
+        </w:rPr>
+        <w:t>a szélben!</w:t>
       </w:r>
     </w:p>
     <w:sectPr>
@@ -20,9 +1353,1235 @@
       <w:pgNumType w:fmt="decimal"/>
       <w:formProt w:val="false"/>
       <w:textDirection w:val="lrTb"/>
+      <w:docGrid w:type="default" w:linePitch="100" w:charSpace="0"/>
     </w:sectPr>
   </w:body>
 </w:document>
+</file>
+
+<file path=word/numbering.xml><?xml version="1.0" encoding="utf-8"?>
+<w:numbering xmlns:w="http://schemas.openxmlformats.org/wordprocessingml/2006/main" xmlns:o="urn:schemas-microsoft-com:office:office" xmlns:r="http://schemas.openxmlformats.org/officeDocument/2006/relationships" xmlns:v="urn:schemas-microsoft-com:vml" xmlns:mc="http://schemas.openxmlformats.org/markup-compatibility/2006" xmlns:w14="http://schemas.microsoft.com/office/word/2010/wordml" mc:Ignorable="w14">
+  <w:abstractNum w:abstractNumId="1">
+    <w:lvl w:ilvl="0">
+      <w:start w:val="1"/>
+      <w:numFmt w:val="decimal"/>
+      <w:lvlText w:val="%1."/>
+      <w:lvlJc w:val="start"/>
+      <w:pPr>
+        <w:tabs>
+          <w:tab w:val="num" w:pos="720"/>
+        </w:tabs>
+        <w:ind w:start="720" w:hanging="360"/>
+      </w:pPr>
+      <w:rPr/>
+    </w:lvl>
+    <w:lvl w:ilvl="1">
+      <w:start w:val="1"/>
+      <w:numFmt w:val="decimal"/>
+      <w:lvlText w:val="%2."/>
+      <w:lvlJc w:val="start"/>
+      <w:pPr>
+        <w:tabs>
+          <w:tab w:val="num" w:pos="1080"/>
+        </w:tabs>
+        <w:ind w:start="1080" w:hanging="360"/>
+      </w:pPr>
+      <w:rPr/>
+    </w:lvl>
+    <w:lvl w:ilvl="2">
+      <w:start w:val="1"/>
+      <w:numFmt w:val="decimal"/>
+      <w:lvlText w:val="%3."/>
+      <w:lvlJc w:val="start"/>
+      <w:pPr>
+        <w:tabs>
+          <w:tab w:val="num" w:pos="1440"/>
+        </w:tabs>
+        <w:ind w:start="1440" w:hanging="360"/>
+      </w:pPr>
+      <w:rPr/>
+    </w:lvl>
+    <w:lvl w:ilvl="3">
+      <w:start w:val="1"/>
+      <w:numFmt w:val="decimal"/>
+      <w:lvlText w:val="%4."/>
+      <w:lvlJc w:val="start"/>
+      <w:pPr>
+        <w:tabs>
+          <w:tab w:val="num" w:pos="1800"/>
+        </w:tabs>
+        <w:ind w:start="1800" w:hanging="360"/>
+      </w:pPr>
+      <w:rPr/>
+    </w:lvl>
+    <w:lvl w:ilvl="4">
+      <w:start w:val="1"/>
+      <w:numFmt w:val="decimal"/>
+      <w:lvlText w:val="%5."/>
+      <w:lvlJc w:val="start"/>
+      <w:pPr>
+        <w:tabs>
+          <w:tab w:val="num" w:pos="2160"/>
+        </w:tabs>
+        <w:ind w:start="2160" w:hanging="360"/>
+      </w:pPr>
+      <w:rPr/>
+    </w:lvl>
+    <w:lvl w:ilvl="5">
+      <w:start w:val="1"/>
+      <w:numFmt w:val="decimal"/>
+      <w:lvlText w:val="%6."/>
+      <w:lvlJc w:val="start"/>
+      <w:pPr>
+        <w:tabs>
+          <w:tab w:val="num" w:pos="2520"/>
+        </w:tabs>
+        <w:ind w:start="2520" w:hanging="360"/>
+      </w:pPr>
+      <w:rPr/>
+    </w:lvl>
+    <w:lvl w:ilvl="6">
+      <w:start w:val="1"/>
+      <w:numFmt w:val="decimal"/>
+      <w:lvlText w:val="%7."/>
+      <w:lvlJc w:val="start"/>
+      <w:pPr>
+        <w:tabs>
+          <w:tab w:val="num" w:pos="2880"/>
+        </w:tabs>
+        <w:ind w:start="2880" w:hanging="360"/>
+      </w:pPr>
+      <w:rPr/>
+    </w:lvl>
+    <w:lvl w:ilvl="7">
+      <w:start w:val="1"/>
+      <w:numFmt w:val="decimal"/>
+      <w:lvlText w:val="%8."/>
+      <w:lvlJc w:val="start"/>
+      <w:pPr>
+        <w:tabs>
+          <w:tab w:val="num" w:pos="3240"/>
+        </w:tabs>
+        <w:ind w:start="3240" w:hanging="360"/>
+      </w:pPr>
+      <w:rPr/>
+    </w:lvl>
+    <w:lvl w:ilvl="8">
+      <w:start w:val="1"/>
+      <w:numFmt w:val="decimal"/>
+      <w:lvlText w:val="%9."/>
+      <w:lvlJc w:val="start"/>
+      <w:pPr>
+        <w:tabs>
+          <w:tab w:val="num" w:pos="3600"/>
+        </w:tabs>
+        <w:ind w:start="3600" w:hanging="360"/>
+      </w:pPr>
+      <w:rPr/>
+    </w:lvl>
+  </w:abstractNum>
+  <w:abstractNum w:abstractNumId="2">
+    <w:lvl w:ilvl="0">
+      <w:start w:val="7"/>
+      <w:numFmt w:val="decimal"/>
+      <w:lvlText w:val="%1."/>
+      <w:lvlJc w:val="start"/>
+      <w:pPr>
+        <w:tabs>
+          <w:tab w:val="num" w:pos="720"/>
+        </w:tabs>
+        <w:ind w:start="720" w:hanging="360"/>
+      </w:pPr>
+      <w:rPr/>
+    </w:lvl>
+    <w:lvl w:ilvl="1">
+      <w:start w:val="1"/>
+      <w:numFmt w:val="decimal"/>
+      <w:lvlText w:val="%2."/>
+      <w:lvlJc w:val="start"/>
+      <w:pPr>
+        <w:tabs>
+          <w:tab w:val="num" w:pos="1080"/>
+        </w:tabs>
+        <w:ind w:start="1080" w:hanging="360"/>
+      </w:pPr>
+      <w:rPr/>
+    </w:lvl>
+    <w:lvl w:ilvl="2">
+      <w:start w:val="1"/>
+      <w:numFmt w:val="decimal"/>
+      <w:lvlText w:val="%3."/>
+      <w:lvlJc w:val="start"/>
+      <w:pPr>
+        <w:tabs>
+          <w:tab w:val="num" w:pos="1440"/>
+        </w:tabs>
+        <w:ind w:start="1440" w:hanging="360"/>
+      </w:pPr>
+      <w:rPr/>
+    </w:lvl>
+    <w:lvl w:ilvl="3">
+      <w:start w:val="1"/>
+      <w:numFmt w:val="decimal"/>
+      <w:lvlText w:val="%4."/>
+      <w:lvlJc w:val="start"/>
+      <w:pPr>
+        <w:tabs>
+          <w:tab w:val="num" w:pos="1800"/>
+        </w:tabs>
+        <w:ind w:start="1800" w:hanging="360"/>
+      </w:pPr>
+      <w:rPr/>
+    </w:lvl>
+    <w:lvl w:ilvl="4">
+      <w:start w:val="1"/>
+      <w:numFmt w:val="decimal"/>
+      <w:lvlText w:val="%5."/>
+      <w:lvlJc w:val="start"/>
+      <w:pPr>
+        <w:tabs>
+          <w:tab w:val="num" w:pos="2160"/>
+        </w:tabs>
+        <w:ind w:start="2160" w:hanging="360"/>
+      </w:pPr>
+      <w:rPr/>
+    </w:lvl>
+    <w:lvl w:ilvl="5">
+      <w:start w:val="1"/>
+      <w:numFmt w:val="decimal"/>
+      <w:lvlText w:val="%6."/>
+      <w:lvlJc w:val="start"/>
+      <w:pPr>
+        <w:tabs>
+          <w:tab w:val="num" w:pos="2520"/>
+        </w:tabs>
+        <w:ind w:start="2520" w:hanging="360"/>
+      </w:pPr>
+      <w:rPr/>
+    </w:lvl>
+    <w:lvl w:ilvl="6">
+      <w:start w:val="1"/>
+      <w:numFmt w:val="decimal"/>
+      <w:lvlText w:val="%7."/>
+      <w:lvlJc w:val="start"/>
+      <w:pPr>
+        <w:tabs>
+          <w:tab w:val="num" w:pos="2880"/>
+        </w:tabs>
+        <w:ind w:start="2880" w:hanging="360"/>
+      </w:pPr>
+      <w:rPr/>
+    </w:lvl>
+    <w:lvl w:ilvl="7">
+      <w:start w:val="1"/>
+      <w:numFmt w:val="decimal"/>
+      <w:lvlText w:val="%8."/>
+      <w:lvlJc w:val="start"/>
+      <w:pPr>
+        <w:tabs>
+          <w:tab w:val="num" w:pos="3240"/>
+        </w:tabs>
+        <w:ind w:start="3240" w:hanging="360"/>
+      </w:pPr>
+      <w:rPr/>
+    </w:lvl>
+    <w:lvl w:ilvl="8">
+      <w:start w:val="1"/>
+      <w:numFmt w:val="decimal"/>
+      <w:lvlText w:val="%9."/>
+      <w:lvlJc w:val="start"/>
+      <w:pPr>
+        <w:tabs>
+          <w:tab w:val="num" w:pos="3600"/>
+        </w:tabs>
+        <w:ind w:start="3600" w:hanging="360"/>
+      </w:pPr>
+      <w:rPr/>
+    </w:lvl>
+  </w:abstractNum>
+  <w:abstractNum w:abstractNumId="3">
+    <w:lvl w:ilvl="0">
+      <w:start w:val="5"/>
+      <w:numFmt w:val="decimal"/>
+      <w:lvlText w:val="%1."/>
+      <w:lvlJc w:val="start"/>
+      <w:pPr>
+        <w:tabs>
+          <w:tab w:val="num" w:pos="720"/>
+        </w:tabs>
+        <w:ind w:start="720" w:hanging="360"/>
+      </w:pPr>
+      <w:rPr/>
+    </w:lvl>
+    <w:lvl w:ilvl="1">
+      <w:start w:val="1"/>
+      <w:numFmt w:val="decimal"/>
+      <w:lvlText w:val="%2."/>
+      <w:lvlJc w:val="start"/>
+      <w:pPr>
+        <w:tabs>
+          <w:tab w:val="num" w:pos="1080"/>
+        </w:tabs>
+        <w:ind w:start="1080" w:hanging="360"/>
+      </w:pPr>
+      <w:rPr/>
+    </w:lvl>
+    <w:lvl w:ilvl="2">
+      <w:start w:val="1"/>
+      <w:numFmt w:val="decimal"/>
+      <w:lvlText w:val="%3."/>
+      <w:lvlJc w:val="start"/>
+      <w:pPr>
+        <w:tabs>
+          <w:tab w:val="num" w:pos="1440"/>
+        </w:tabs>
+        <w:ind w:start="1440" w:hanging="360"/>
+      </w:pPr>
+      <w:rPr/>
+    </w:lvl>
+    <w:lvl w:ilvl="3">
+      <w:start w:val="1"/>
+      <w:numFmt w:val="decimal"/>
+      <w:lvlText w:val="%4."/>
+      <w:lvlJc w:val="start"/>
+      <w:pPr>
+        <w:tabs>
+          <w:tab w:val="num" w:pos="1800"/>
+        </w:tabs>
+        <w:ind w:start="1800" w:hanging="360"/>
+      </w:pPr>
+      <w:rPr/>
+    </w:lvl>
+    <w:lvl w:ilvl="4">
+      <w:start w:val="1"/>
+      <w:numFmt w:val="decimal"/>
+      <w:lvlText w:val="%5."/>
+      <w:lvlJc w:val="start"/>
+      <w:pPr>
+        <w:tabs>
+          <w:tab w:val="num" w:pos="2160"/>
+        </w:tabs>
+        <w:ind w:start="2160" w:hanging="360"/>
+      </w:pPr>
+      <w:rPr/>
+    </w:lvl>
+    <w:lvl w:ilvl="5">
+      <w:start w:val="1"/>
+      <w:numFmt w:val="decimal"/>
+      <w:lvlText w:val="%6."/>
+      <w:lvlJc w:val="start"/>
+      <w:pPr>
+        <w:tabs>
+          <w:tab w:val="num" w:pos="2520"/>
+        </w:tabs>
+        <w:ind w:start="2520" w:hanging="360"/>
+      </w:pPr>
+      <w:rPr/>
+    </w:lvl>
+    <w:lvl w:ilvl="6">
+      <w:start w:val="1"/>
+      <w:numFmt w:val="decimal"/>
+      <w:lvlText w:val="%7."/>
+      <w:lvlJc w:val="start"/>
+      <w:pPr>
+        <w:tabs>
+          <w:tab w:val="num" w:pos="2880"/>
+        </w:tabs>
+        <w:ind w:start="2880" w:hanging="360"/>
+      </w:pPr>
+      <w:rPr/>
+    </w:lvl>
+    <w:lvl w:ilvl="7">
+      <w:start w:val="1"/>
+      <w:numFmt w:val="decimal"/>
+      <w:lvlText w:val="%8."/>
+      <w:lvlJc w:val="start"/>
+      <w:pPr>
+        <w:tabs>
+          <w:tab w:val="num" w:pos="3240"/>
+        </w:tabs>
+        <w:ind w:start="3240" w:hanging="360"/>
+      </w:pPr>
+      <w:rPr/>
+    </w:lvl>
+    <w:lvl w:ilvl="8">
+      <w:start w:val="1"/>
+      <w:numFmt w:val="decimal"/>
+      <w:lvlText w:val="%9."/>
+      <w:lvlJc w:val="start"/>
+      <w:pPr>
+        <w:tabs>
+          <w:tab w:val="num" w:pos="3600"/>
+        </w:tabs>
+        <w:ind w:start="3600" w:hanging="360"/>
+      </w:pPr>
+      <w:rPr/>
+    </w:lvl>
+  </w:abstractNum>
+  <w:abstractNum w:abstractNumId="4">
+    <w:lvl w:ilvl="0">
+      <w:start w:val="10"/>
+      <w:numFmt w:val="decimal"/>
+      <w:lvlText w:val="%1."/>
+      <w:lvlJc w:val="start"/>
+      <w:pPr>
+        <w:tabs>
+          <w:tab w:val="num" w:pos="720"/>
+        </w:tabs>
+        <w:ind w:start="720" w:hanging="360"/>
+      </w:pPr>
+      <w:rPr/>
+    </w:lvl>
+    <w:lvl w:ilvl="1">
+      <w:start w:val="1"/>
+      <w:numFmt w:val="decimal"/>
+      <w:lvlText w:val="%2."/>
+      <w:lvlJc w:val="start"/>
+      <w:pPr>
+        <w:tabs>
+          <w:tab w:val="num" w:pos="1080"/>
+        </w:tabs>
+        <w:ind w:start="1080" w:hanging="360"/>
+      </w:pPr>
+      <w:rPr/>
+    </w:lvl>
+    <w:lvl w:ilvl="2">
+      <w:start w:val="1"/>
+      <w:numFmt w:val="decimal"/>
+      <w:lvlText w:val="%3."/>
+      <w:lvlJc w:val="start"/>
+      <w:pPr>
+        <w:tabs>
+          <w:tab w:val="num" w:pos="1440"/>
+        </w:tabs>
+        <w:ind w:start="1440" w:hanging="360"/>
+      </w:pPr>
+      <w:rPr/>
+    </w:lvl>
+    <w:lvl w:ilvl="3">
+      <w:start w:val="1"/>
+      <w:numFmt w:val="decimal"/>
+      <w:lvlText w:val="%4."/>
+      <w:lvlJc w:val="start"/>
+      <w:pPr>
+        <w:tabs>
+          <w:tab w:val="num" w:pos="1800"/>
+        </w:tabs>
+        <w:ind w:start="1800" w:hanging="360"/>
+      </w:pPr>
+      <w:rPr/>
+    </w:lvl>
+    <w:lvl w:ilvl="4">
+      <w:start w:val="1"/>
+      <w:numFmt w:val="decimal"/>
+      <w:lvlText w:val="%5."/>
+      <w:lvlJc w:val="start"/>
+      <w:pPr>
+        <w:tabs>
+          <w:tab w:val="num" w:pos="2160"/>
+        </w:tabs>
+        <w:ind w:start="2160" w:hanging="360"/>
+      </w:pPr>
+      <w:rPr/>
+    </w:lvl>
+    <w:lvl w:ilvl="5">
+      <w:start w:val="1"/>
+      <w:numFmt w:val="decimal"/>
+      <w:lvlText w:val="%6."/>
+      <w:lvlJc w:val="start"/>
+      <w:pPr>
+        <w:tabs>
+          <w:tab w:val="num" w:pos="2520"/>
+        </w:tabs>
+        <w:ind w:start="2520" w:hanging="360"/>
+      </w:pPr>
+      <w:rPr/>
+    </w:lvl>
+    <w:lvl w:ilvl="6">
+      <w:start w:val="1"/>
+      <w:numFmt w:val="decimal"/>
+      <w:lvlText w:val="%7."/>
+      <w:lvlJc w:val="start"/>
+      <w:pPr>
+        <w:tabs>
+          <w:tab w:val="num" w:pos="2880"/>
+        </w:tabs>
+        <w:ind w:start="2880" w:hanging="360"/>
+      </w:pPr>
+      <w:rPr/>
+    </w:lvl>
+    <w:lvl w:ilvl="7">
+      <w:start w:val="1"/>
+      <w:numFmt w:val="decimal"/>
+      <w:lvlText w:val="%8."/>
+      <w:lvlJc w:val="start"/>
+      <w:pPr>
+        <w:tabs>
+          <w:tab w:val="num" w:pos="3240"/>
+        </w:tabs>
+        <w:ind w:start="3240" w:hanging="360"/>
+      </w:pPr>
+      <w:rPr/>
+    </w:lvl>
+    <w:lvl w:ilvl="8">
+      <w:start w:val="1"/>
+      <w:numFmt w:val="decimal"/>
+      <w:lvlText w:val="%9."/>
+      <w:lvlJc w:val="start"/>
+      <w:pPr>
+        <w:tabs>
+          <w:tab w:val="num" w:pos="3600"/>
+        </w:tabs>
+        <w:ind w:start="3600" w:hanging="360"/>
+      </w:pPr>
+      <w:rPr/>
+    </w:lvl>
+  </w:abstractNum>
+  <w:abstractNum w:abstractNumId="5">
+    <w:lvl w:ilvl="0">
+      <w:start w:val="12"/>
+      <w:numFmt w:val="decimal"/>
+      <w:lvlText w:val="%1."/>
+      <w:lvlJc w:val="start"/>
+      <w:pPr>
+        <w:tabs>
+          <w:tab w:val="num" w:pos="720"/>
+        </w:tabs>
+        <w:ind w:start="720" w:hanging="360"/>
+      </w:pPr>
+      <w:rPr/>
+    </w:lvl>
+    <w:lvl w:ilvl="1">
+      <w:start w:val="1"/>
+      <w:numFmt w:val="decimal"/>
+      <w:lvlText w:val="%2."/>
+      <w:lvlJc w:val="start"/>
+      <w:pPr>
+        <w:tabs>
+          <w:tab w:val="num" w:pos="1080"/>
+        </w:tabs>
+        <w:ind w:start="1080" w:hanging="360"/>
+      </w:pPr>
+      <w:rPr/>
+    </w:lvl>
+    <w:lvl w:ilvl="2">
+      <w:start w:val="1"/>
+      <w:numFmt w:val="decimal"/>
+      <w:lvlText w:val="%3."/>
+      <w:lvlJc w:val="start"/>
+      <w:pPr>
+        <w:tabs>
+          <w:tab w:val="num" w:pos="1440"/>
+        </w:tabs>
+        <w:ind w:start="1440" w:hanging="360"/>
+      </w:pPr>
+      <w:rPr/>
+    </w:lvl>
+    <w:lvl w:ilvl="3">
+      <w:start w:val="1"/>
+      <w:numFmt w:val="decimal"/>
+      <w:lvlText w:val="%4."/>
+      <w:lvlJc w:val="start"/>
+      <w:pPr>
+        <w:tabs>
+          <w:tab w:val="num" w:pos="1800"/>
+        </w:tabs>
+        <w:ind w:start="1800" w:hanging="360"/>
+      </w:pPr>
+      <w:rPr/>
+    </w:lvl>
+    <w:lvl w:ilvl="4">
+      <w:start w:val="1"/>
+      <w:numFmt w:val="decimal"/>
+      <w:lvlText w:val="%5."/>
+      <w:lvlJc w:val="start"/>
+      <w:pPr>
+        <w:tabs>
+          <w:tab w:val="num" w:pos="2160"/>
+        </w:tabs>
+        <w:ind w:start="2160" w:hanging="360"/>
+      </w:pPr>
+      <w:rPr/>
+    </w:lvl>
+    <w:lvl w:ilvl="5">
+      <w:start w:val="1"/>
+      <w:numFmt w:val="decimal"/>
+      <w:lvlText w:val="%6."/>
+      <w:lvlJc w:val="start"/>
+      <w:pPr>
+        <w:tabs>
+          <w:tab w:val="num" w:pos="2520"/>
+        </w:tabs>
+        <w:ind w:start="2520" w:hanging="360"/>
+      </w:pPr>
+      <w:rPr/>
+    </w:lvl>
+    <w:lvl w:ilvl="6">
+      <w:start w:val="1"/>
+      <w:numFmt w:val="decimal"/>
+      <w:lvlText w:val="%7."/>
+      <w:lvlJc w:val="start"/>
+      <w:pPr>
+        <w:tabs>
+          <w:tab w:val="num" w:pos="2880"/>
+        </w:tabs>
+        <w:ind w:start="2880" w:hanging="360"/>
+      </w:pPr>
+      <w:rPr/>
+    </w:lvl>
+    <w:lvl w:ilvl="7">
+      <w:start w:val="1"/>
+      <w:numFmt w:val="decimal"/>
+      <w:lvlText w:val="%8."/>
+      <w:lvlJc w:val="start"/>
+      <w:pPr>
+        <w:tabs>
+          <w:tab w:val="num" w:pos="3240"/>
+        </w:tabs>
+        <w:ind w:start="3240" w:hanging="360"/>
+      </w:pPr>
+      <w:rPr/>
+    </w:lvl>
+    <w:lvl w:ilvl="8">
+      <w:start w:val="1"/>
+      <w:numFmt w:val="decimal"/>
+      <w:lvlText w:val="%9."/>
+      <w:lvlJc w:val="start"/>
+      <w:pPr>
+        <w:tabs>
+          <w:tab w:val="num" w:pos="3600"/>
+        </w:tabs>
+        <w:ind w:start="3600" w:hanging="360"/>
+      </w:pPr>
+      <w:rPr/>
+    </w:lvl>
+  </w:abstractNum>
+  <w:abstractNum w:abstractNumId="6">
+    <w:lvl w:ilvl="0">
+      <w:start w:val="17"/>
+      <w:numFmt w:val="decimal"/>
+      <w:lvlText w:val="%1."/>
+      <w:lvlJc w:val="start"/>
+      <w:pPr>
+        <w:tabs>
+          <w:tab w:val="num" w:pos="720"/>
+        </w:tabs>
+        <w:ind w:start="720" w:hanging="360"/>
+      </w:pPr>
+      <w:rPr/>
+    </w:lvl>
+    <w:lvl w:ilvl="1">
+      <w:start w:val="1"/>
+      <w:numFmt w:val="decimal"/>
+      <w:lvlText w:val="%2."/>
+      <w:lvlJc w:val="start"/>
+      <w:pPr>
+        <w:tabs>
+          <w:tab w:val="num" w:pos="1080"/>
+        </w:tabs>
+        <w:ind w:start="1080" w:hanging="360"/>
+      </w:pPr>
+      <w:rPr/>
+    </w:lvl>
+    <w:lvl w:ilvl="2">
+      <w:start w:val="1"/>
+      <w:numFmt w:val="decimal"/>
+      <w:lvlText w:val="%3."/>
+      <w:lvlJc w:val="start"/>
+      <w:pPr>
+        <w:tabs>
+          <w:tab w:val="num" w:pos="1440"/>
+        </w:tabs>
+        <w:ind w:start="1440" w:hanging="360"/>
+      </w:pPr>
+      <w:rPr/>
+    </w:lvl>
+    <w:lvl w:ilvl="3">
+      <w:start w:val="1"/>
+      <w:numFmt w:val="decimal"/>
+      <w:lvlText w:val="%4."/>
+      <w:lvlJc w:val="start"/>
+      <w:pPr>
+        <w:tabs>
+          <w:tab w:val="num" w:pos="1800"/>
+        </w:tabs>
+        <w:ind w:start="1800" w:hanging="360"/>
+      </w:pPr>
+      <w:rPr/>
+    </w:lvl>
+    <w:lvl w:ilvl="4">
+      <w:start w:val="1"/>
+      <w:numFmt w:val="decimal"/>
+      <w:lvlText w:val="%5."/>
+      <w:lvlJc w:val="start"/>
+      <w:pPr>
+        <w:tabs>
+          <w:tab w:val="num" w:pos="2160"/>
+        </w:tabs>
+        <w:ind w:start="2160" w:hanging="360"/>
+      </w:pPr>
+      <w:rPr/>
+    </w:lvl>
+    <w:lvl w:ilvl="5">
+      <w:start w:val="1"/>
+      <w:numFmt w:val="decimal"/>
+      <w:lvlText w:val="%6."/>
+      <w:lvlJc w:val="start"/>
+      <w:pPr>
+        <w:tabs>
+          <w:tab w:val="num" w:pos="2520"/>
+        </w:tabs>
+        <w:ind w:start="2520" w:hanging="360"/>
+      </w:pPr>
+      <w:rPr/>
+    </w:lvl>
+    <w:lvl w:ilvl="6">
+      <w:start w:val="1"/>
+      <w:numFmt w:val="decimal"/>
+      <w:lvlText w:val="%7."/>
+      <w:lvlJc w:val="start"/>
+      <w:pPr>
+        <w:tabs>
+          <w:tab w:val="num" w:pos="2880"/>
+        </w:tabs>
+        <w:ind w:start="2880" w:hanging="360"/>
+      </w:pPr>
+      <w:rPr/>
+    </w:lvl>
+    <w:lvl w:ilvl="7">
+      <w:start w:val="1"/>
+      <w:numFmt w:val="decimal"/>
+      <w:lvlText w:val="%8."/>
+      <w:lvlJc w:val="start"/>
+      <w:pPr>
+        <w:tabs>
+          <w:tab w:val="num" w:pos="3240"/>
+        </w:tabs>
+        <w:ind w:start="3240" w:hanging="360"/>
+      </w:pPr>
+      <w:rPr/>
+    </w:lvl>
+    <w:lvl w:ilvl="8">
+      <w:start w:val="1"/>
+      <w:numFmt w:val="decimal"/>
+      <w:lvlText w:val="%9."/>
+      <w:lvlJc w:val="start"/>
+      <w:pPr>
+        <w:tabs>
+          <w:tab w:val="num" w:pos="3600"/>
+        </w:tabs>
+        <w:ind w:start="3600" w:hanging="360"/>
+      </w:pPr>
+      <w:rPr/>
+    </w:lvl>
+  </w:abstractNum>
+  <w:abstractNum w:abstractNumId="7">
+    <w:lvl w:ilvl="0">
+      <w:start w:val="20"/>
+      <w:numFmt w:val="decimal"/>
+      <w:lvlText w:val="%1."/>
+      <w:lvlJc w:val="start"/>
+      <w:pPr>
+        <w:tabs>
+          <w:tab w:val="num" w:pos="720"/>
+        </w:tabs>
+        <w:ind w:start="720" w:hanging="360"/>
+      </w:pPr>
+      <w:rPr/>
+    </w:lvl>
+    <w:lvl w:ilvl="1">
+      <w:start w:val="1"/>
+      <w:numFmt w:val="decimal"/>
+      <w:lvlText w:val="%2."/>
+      <w:lvlJc w:val="start"/>
+      <w:pPr>
+        <w:tabs>
+          <w:tab w:val="num" w:pos="1080"/>
+        </w:tabs>
+        <w:ind w:start="1080" w:hanging="360"/>
+      </w:pPr>
+      <w:rPr/>
+    </w:lvl>
+    <w:lvl w:ilvl="2">
+      <w:start w:val="1"/>
+      <w:numFmt w:val="decimal"/>
+      <w:lvlText w:val="%3."/>
+      <w:lvlJc w:val="start"/>
+      <w:pPr>
+        <w:tabs>
+          <w:tab w:val="num" w:pos="1440"/>
+        </w:tabs>
+        <w:ind w:start="1440" w:hanging="360"/>
+      </w:pPr>
+      <w:rPr/>
+    </w:lvl>
+    <w:lvl w:ilvl="3">
+      <w:start w:val="1"/>
+      <w:numFmt w:val="decimal"/>
+      <w:lvlText w:val="%4."/>
+      <w:lvlJc w:val="start"/>
+      <w:pPr>
+        <w:tabs>
+          <w:tab w:val="num" w:pos="1800"/>
+        </w:tabs>
+        <w:ind w:start="1800" w:hanging="360"/>
+      </w:pPr>
+      <w:rPr/>
+    </w:lvl>
+    <w:lvl w:ilvl="4">
+      <w:start w:val="1"/>
+      <w:numFmt w:val="decimal"/>
+      <w:lvlText w:val="%5."/>
+      <w:lvlJc w:val="start"/>
+      <w:pPr>
+        <w:tabs>
+          <w:tab w:val="num" w:pos="2160"/>
+        </w:tabs>
+        <w:ind w:start="2160" w:hanging="360"/>
+      </w:pPr>
+      <w:rPr/>
+    </w:lvl>
+    <w:lvl w:ilvl="5">
+      <w:start w:val="1"/>
+      <w:numFmt w:val="decimal"/>
+      <w:lvlText w:val="%6."/>
+      <w:lvlJc w:val="start"/>
+      <w:pPr>
+        <w:tabs>
+          <w:tab w:val="num" w:pos="2520"/>
+        </w:tabs>
+        <w:ind w:start="2520" w:hanging="360"/>
+      </w:pPr>
+      <w:rPr/>
+    </w:lvl>
+    <w:lvl w:ilvl="6">
+      <w:start w:val="1"/>
+      <w:numFmt w:val="decimal"/>
+      <w:lvlText w:val="%7."/>
+      <w:lvlJc w:val="start"/>
+      <w:pPr>
+        <w:tabs>
+          <w:tab w:val="num" w:pos="2880"/>
+        </w:tabs>
+        <w:ind w:start="2880" w:hanging="360"/>
+      </w:pPr>
+      <w:rPr/>
+    </w:lvl>
+    <w:lvl w:ilvl="7">
+      <w:start w:val="1"/>
+      <w:numFmt w:val="decimal"/>
+      <w:lvlText w:val="%8."/>
+      <w:lvlJc w:val="start"/>
+      <w:pPr>
+        <w:tabs>
+          <w:tab w:val="num" w:pos="3240"/>
+        </w:tabs>
+        <w:ind w:start="3240" w:hanging="360"/>
+      </w:pPr>
+      <w:rPr/>
+    </w:lvl>
+    <w:lvl w:ilvl="8">
+      <w:start w:val="1"/>
+      <w:numFmt w:val="decimal"/>
+      <w:lvlText w:val="%9."/>
+      <w:lvlJc w:val="start"/>
+      <w:pPr>
+        <w:tabs>
+          <w:tab w:val="num" w:pos="3600"/>
+        </w:tabs>
+        <w:ind w:start="3600" w:hanging="360"/>
+      </w:pPr>
+      <w:rPr/>
+    </w:lvl>
+  </w:abstractNum>
+  <w:abstractNum w:abstractNumId="8">
+    <w:lvl w:ilvl="0">
+      <w:start w:val="15"/>
+      <w:numFmt w:val="decimal"/>
+      <w:lvlText w:val="%1."/>
+      <w:lvlJc w:val="start"/>
+      <w:pPr>
+        <w:tabs>
+          <w:tab w:val="num" w:pos="720"/>
+        </w:tabs>
+        <w:ind w:start="720" w:hanging="360"/>
+      </w:pPr>
+      <w:rPr/>
+    </w:lvl>
+    <w:lvl w:ilvl="1">
+      <w:start w:val="1"/>
+      <w:numFmt w:val="decimal"/>
+      <w:lvlText w:val="%2."/>
+      <w:lvlJc w:val="start"/>
+      <w:pPr>
+        <w:tabs>
+          <w:tab w:val="num" w:pos="1080"/>
+        </w:tabs>
+        <w:ind w:start="1080" w:hanging="360"/>
+      </w:pPr>
+      <w:rPr/>
+    </w:lvl>
+    <w:lvl w:ilvl="2">
+      <w:start w:val="1"/>
+      <w:numFmt w:val="decimal"/>
+      <w:lvlText w:val="%3."/>
+      <w:lvlJc w:val="start"/>
+      <w:pPr>
+        <w:tabs>
+          <w:tab w:val="num" w:pos="1440"/>
+        </w:tabs>
+        <w:ind w:start="1440" w:hanging="360"/>
+      </w:pPr>
+      <w:rPr/>
+    </w:lvl>
+    <w:lvl w:ilvl="3">
+      <w:start w:val="1"/>
+      <w:numFmt w:val="decimal"/>
+      <w:lvlText w:val="%4."/>
+      <w:lvlJc w:val="start"/>
+      <w:pPr>
+        <w:tabs>
+          <w:tab w:val="num" w:pos="1800"/>
+        </w:tabs>
+        <w:ind w:start="1800" w:hanging="360"/>
+      </w:pPr>
+      <w:rPr/>
+    </w:lvl>
+    <w:lvl w:ilvl="4">
+      <w:start w:val="1"/>
+      <w:numFmt w:val="decimal"/>
+      <w:lvlText w:val="%5."/>
+      <w:lvlJc w:val="start"/>
+      <w:pPr>
+        <w:tabs>
+          <w:tab w:val="num" w:pos="2160"/>
+        </w:tabs>
+        <w:ind w:start="2160" w:hanging="360"/>
+      </w:pPr>
+      <w:rPr/>
+    </w:lvl>
+    <w:lvl w:ilvl="5">
+      <w:start w:val="1"/>
+      <w:numFmt w:val="decimal"/>
+      <w:lvlText w:val="%6."/>
+      <w:lvlJc w:val="start"/>
+      <w:pPr>
+        <w:tabs>
+          <w:tab w:val="num" w:pos="2520"/>
+        </w:tabs>
+        <w:ind w:start="2520" w:hanging="360"/>
+      </w:pPr>
+      <w:rPr/>
+    </w:lvl>
+    <w:lvl w:ilvl="6">
+      <w:start w:val="1"/>
+      <w:numFmt w:val="decimal"/>
+      <w:lvlText w:val="%7."/>
+      <w:lvlJc w:val="start"/>
+      <w:pPr>
+        <w:tabs>
+          <w:tab w:val="num" w:pos="2880"/>
+        </w:tabs>
+        <w:ind w:start="2880" w:hanging="360"/>
+      </w:pPr>
+      <w:rPr/>
+    </w:lvl>
+    <w:lvl w:ilvl="7">
+      <w:start w:val="1"/>
+      <w:numFmt w:val="decimal"/>
+      <w:lvlText w:val="%8."/>
+      <w:lvlJc w:val="start"/>
+      <w:pPr>
+        <w:tabs>
+          <w:tab w:val="num" w:pos="3240"/>
+        </w:tabs>
+        <w:ind w:start="3240" w:hanging="360"/>
+      </w:pPr>
+      <w:rPr/>
+    </w:lvl>
+    <w:lvl w:ilvl="8">
+      <w:start w:val="1"/>
+      <w:numFmt w:val="decimal"/>
+      <w:lvlText w:val="%9."/>
+      <w:lvlJc w:val="start"/>
+      <w:pPr>
+        <w:tabs>
+          <w:tab w:val="num" w:pos="3600"/>
+        </w:tabs>
+        <w:ind w:start="3600" w:hanging="360"/>
+      </w:pPr>
+      <w:rPr/>
+    </w:lvl>
+  </w:abstractNum>
+  <w:abstractNum w:abstractNumId="9">
+    <w:lvl w:ilvl="0">
+      <w:start w:val="1"/>
+      <w:numFmt w:val="decimal"/>
+      <w:lvlText w:val="%1."/>
+      <w:lvlJc w:val="start"/>
+      <w:pPr>
+        <w:tabs>
+          <w:tab w:val="num" w:pos="720"/>
+        </w:tabs>
+        <w:ind w:start="720" w:hanging="360"/>
+      </w:pPr>
+      <w:rPr/>
+    </w:lvl>
+    <w:lvl w:ilvl="1">
+      <w:start w:val="1"/>
+      <w:numFmt w:val="decimal"/>
+      <w:lvlText w:val="%2."/>
+      <w:lvlJc w:val="start"/>
+      <w:pPr>
+        <w:tabs>
+          <w:tab w:val="num" w:pos="1080"/>
+        </w:tabs>
+        <w:ind w:start="1080" w:hanging="360"/>
+      </w:pPr>
+      <w:rPr/>
+    </w:lvl>
+    <w:lvl w:ilvl="2">
+      <w:start w:val="1"/>
+      <w:numFmt w:val="decimal"/>
+      <w:lvlText w:val="%3."/>
+      <w:lvlJc w:val="start"/>
+      <w:pPr>
+        <w:tabs>
+          <w:tab w:val="num" w:pos="1440"/>
+        </w:tabs>
+        <w:ind w:start="1440" w:hanging="360"/>
+      </w:pPr>
+      <w:rPr/>
+    </w:lvl>
+    <w:lvl w:ilvl="3">
+      <w:start w:val="1"/>
+      <w:numFmt w:val="decimal"/>
+      <w:lvlText w:val="%4."/>
+      <w:lvlJc w:val="start"/>
+      <w:pPr>
+        <w:tabs>
+          <w:tab w:val="num" w:pos="1800"/>
+        </w:tabs>
+        <w:ind w:start="1800" w:hanging="360"/>
+      </w:pPr>
+      <w:rPr/>
+    </w:lvl>
+    <w:lvl w:ilvl="4">
+      <w:start w:val="1"/>
+      <w:numFmt w:val="decimal"/>
+      <w:lvlText w:val="%5."/>
+      <w:lvlJc w:val="start"/>
+      <w:pPr>
+        <w:tabs>
+          <w:tab w:val="num" w:pos="2160"/>
+        </w:tabs>
+        <w:ind w:start="2160" w:hanging="360"/>
+      </w:pPr>
+      <w:rPr/>
+    </w:lvl>
+    <w:lvl w:ilvl="5">
+      <w:start w:val="1"/>
+      <w:numFmt w:val="decimal"/>
+      <w:lvlText w:val="%6."/>
+      <w:lvlJc w:val="start"/>
+      <w:pPr>
+        <w:tabs>
+          <w:tab w:val="num" w:pos="2520"/>
+        </w:tabs>
+        <w:ind w:start="2520" w:hanging="360"/>
+      </w:pPr>
+      <w:rPr/>
+    </w:lvl>
+    <w:lvl w:ilvl="6">
+      <w:start w:val="1"/>
+      <w:numFmt w:val="decimal"/>
+      <w:lvlText w:val="%7."/>
+      <w:lvlJc w:val="start"/>
+      <w:pPr>
+        <w:tabs>
+          <w:tab w:val="num" w:pos="2880"/>
+        </w:tabs>
+        <w:ind w:start="2880" w:hanging="360"/>
+      </w:pPr>
+      <w:rPr/>
+    </w:lvl>
+    <w:lvl w:ilvl="7">
+      <w:start w:val="1"/>
+      <w:numFmt w:val="decimal"/>
+      <w:lvlText w:val="%8."/>
+      <w:lvlJc w:val="start"/>
+      <w:pPr>
+        <w:tabs>
+          <w:tab w:val="num" w:pos="3240"/>
+        </w:tabs>
+        <w:ind w:start="3240" w:hanging="360"/>
+      </w:pPr>
+      <w:rPr/>
+    </w:lvl>
+    <w:lvl w:ilvl="8">
+      <w:start w:val="1"/>
+      <w:numFmt w:val="decimal"/>
+      <w:lvlText w:val="%9."/>
+      <w:lvlJc w:val="start"/>
+      <w:pPr>
+        <w:tabs>
+          <w:tab w:val="num" w:pos="3600"/>
+        </w:tabs>
+        <w:ind w:start="3600" w:hanging="360"/>
+      </w:pPr>
+      <w:rPr/>
+    </w:lvl>
+  </w:abstractNum>
+  <w:abstractNum w:abstractNumId="10">
+    <w:lvl w:ilvl="0">
+      <w:start w:val="1"/>
+      <w:numFmt w:val="none"/>
+      <w:suff w:val="nothing"/>
+      <w:lvlText w:val=""/>
+      <w:lvlJc w:val="start"/>
+      <w:pPr>
+        <w:tabs>
+          <w:tab w:val="num" w:pos="0"/>
+        </w:tabs>
+        <w:ind w:start="0" w:hanging="0"/>
+      </w:pPr>
+    </w:lvl>
+    <w:lvl w:ilvl="1">
+      <w:start w:val="1"/>
+      <w:numFmt w:val="none"/>
+      <w:suff w:val="nothing"/>
+      <w:lvlText w:val=""/>
+      <w:lvlJc w:val="start"/>
+      <w:pPr>
+        <w:tabs>
+          <w:tab w:val="num" w:pos="0"/>
+        </w:tabs>
+        <w:ind w:start="0" w:hanging="0"/>
+      </w:pPr>
+    </w:lvl>
+    <w:lvl w:ilvl="2">
+      <w:start w:val="1"/>
+      <w:numFmt w:val="none"/>
+      <w:suff w:val="nothing"/>
+      <w:lvlText w:val=""/>
+      <w:lvlJc w:val="start"/>
+      <w:pPr>
+        <w:tabs>
+          <w:tab w:val="num" w:pos="0"/>
+        </w:tabs>
+        <w:ind w:start="0" w:hanging="0"/>
+      </w:pPr>
+    </w:lvl>
+    <w:lvl w:ilvl="3">
+      <w:start w:val="1"/>
+      <w:numFmt w:val="none"/>
+      <w:suff w:val="nothing"/>
+      <w:lvlText w:val=""/>
+      <w:lvlJc w:val="start"/>
+      <w:pPr>
+        <w:tabs>
+          <w:tab w:val="num" w:pos="0"/>
+        </w:tabs>
+        <w:ind w:start="0" w:hanging="0"/>
+      </w:pPr>
+    </w:lvl>
+    <w:lvl w:ilvl="4">
+      <w:start w:val="1"/>
+      <w:numFmt w:val="none"/>
+      <w:suff w:val="nothing"/>
+      <w:lvlText w:val=""/>
+      <w:lvlJc w:val="start"/>
+      <w:pPr>
+        <w:tabs>
+          <w:tab w:val="num" w:pos="0"/>
+        </w:tabs>
+        <w:ind w:start="0" w:hanging="0"/>
+      </w:pPr>
+    </w:lvl>
+    <w:lvl w:ilvl="5">
+      <w:start w:val="1"/>
+      <w:numFmt w:val="none"/>
+      <w:suff w:val="nothing"/>
+      <w:lvlText w:val=""/>
+      <w:lvlJc w:val="start"/>
+      <w:pPr>
+        <w:tabs>
+          <w:tab w:val="num" w:pos="0"/>
+        </w:tabs>
+        <w:ind w:start="0" w:hanging="0"/>
+      </w:pPr>
+    </w:lvl>
+    <w:lvl w:ilvl="6">
+      <w:start w:val="1"/>
+      <w:numFmt w:val="none"/>
+      <w:suff w:val="nothing"/>
+      <w:lvlText w:val=""/>
+      <w:lvlJc w:val="start"/>
+      <w:pPr>
+        <w:tabs>
+          <w:tab w:val="num" w:pos="0"/>
+        </w:tabs>
+        <w:ind w:start="0" w:hanging="0"/>
+      </w:pPr>
+    </w:lvl>
+    <w:lvl w:ilvl="7">
+      <w:start w:val="1"/>
+      <w:numFmt w:val="none"/>
+      <w:suff w:val="nothing"/>
+      <w:lvlText w:val=""/>
+      <w:lvlJc w:val="start"/>
+      <w:pPr>
+        <w:tabs>
+          <w:tab w:val="num" w:pos="0"/>
+        </w:tabs>
+        <w:ind w:start="0" w:hanging="0"/>
+      </w:pPr>
+    </w:lvl>
+    <w:lvl w:ilvl="8">
+      <w:start w:val="1"/>
+      <w:numFmt w:val="none"/>
+      <w:suff w:val="nothing"/>
+      <w:lvlText w:val=""/>
+      <w:lvlJc w:val="start"/>
+      <w:pPr>
+        <w:tabs>
+          <w:tab w:val="num" w:pos="0"/>
+        </w:tabs>
+        <w:ind w:start="0" w:hanging="0"/>
+      </w:pPr>
+    </w:lvl>
+  </w:abstractNum>
+  <w:num w:numId="1">
+    <w:abstractNumId w:val="1"/>
+  </w:num>
+  <w:num w:numId="2">
+    <w:abstractNumId w:val="2"/>
+  </w:num>
+  <w:num w:numId="3">
+    <w:abstractNumId w:val="3"/>
+  </w:num>
+  <w:num w:numId="4">
+    <w:abstractNumId w:val="4"/>
+  </w:num>
+  <w:num w:numId="5">
+    <w:abstractNumId w:val="5"/>
+  </w:num>
+  <w:num w:numId="6">
+    <w:abstractNumId w:val="6"/>
+  </w:num>
+  <w:num w:numId="7">
+    <w:abstractNumId w:val="7"/>
+  </w:num>
+  <w:num w:numId="8">
+    <w:abstractNumId w:val="8"/>
+  </w:num>
+  <w:num w:numId="9">
+    <w:abstractNumId w:val="9"/>
+  </w:num>
+  <w:num w:numId="10">
+    <w:abstractNumId w:val="10"/>
+  </w:num>
+</w:numbering>
 </file>
 
 <file path=word/styles.xml><?xml version="1.0" encoding="utf-8"?>
@@ -39,7 +2598,6 @@
     </w:rPrDefault>
     <w:pPrDefault>
       <w:pPr>
-        <w:widowControl/>
         <w:suppressAutoHyphens w:val="true"/>
       </w:pPr>
     </w:pPrDefault>
@@ -49,7 +2607,10 @@
     <w:qFormat/>
     <w:pPr>
       <w:widowControl/>
+      <w:suppressAutoHyphens w:val="true"/>
       <w:bidi w:val="0"/>
+      <w:spacing w:before="0" w:after="0"/>
+      <w:jc w:val="start"/>
     </w:pPr>
     <w:rPr>
       <w:rFonts w:ascii="Liberation Serif" w:hAnsi="Liberation Serif" w:eastAsia="Noto Serif CJK SC" w:cs="Noto Sans Devanagari"/>
@@ -59,6 +2620,18 @@
       <w:szCs w:val="24"/>
       <w:lang w:val="en-US" w:eastAsia="zh-CN" w:bidi="hi-IN"/>
     </w:rPr>
+  </w:style>
+  <w:style w:type="character" w:styleId="Bullets">
+    <w:name w:val="Bullets"/>
+    <w:qFormat/>
+    <w:rPr>
+      <w:rFonts w:ascii="OpenSymbol" w:hAnsi="OpenSymbol" w:eastAsia="OpenSymbol" w:cs="OpenSymbol"/>
+    </w:rPr>
+  </w:style>
+  <w:style w:type="character" w:styleId="NumberingSymbols">
+    <w:name w:val="Numbering Symbols"/>
+    <w:qFormat/>
+    <w:rPr/>
   </w:style>
   <w:style w:type="paragraph" w:styleId="Heading">
     <w:name w:val="Heading"/>
